--- a/social-strategy-final.docx
+++ b/social-strategy-final.docx
@@ -3909,10 +3909,384 @@
     </w:p>
     <w:p>
       <w:pPr>
-        <w:spacing w:after="100"/>
-      </w:pPr>
-      <w:r>
-        <w:t xml:space="preserve">_Estratégia de Redes Sociais v4.0 — 6 Pautados Sem Culpa No Líder — 2026-08-30_</w:t>
+        <w:pBdr>
+          <w:bottom w:val="single" w:color="000000" w:sz="6" w:space="1"/>
+        </w:pBdr>
+        <w:spacing w:before="100" w:after="100"/>
+      </w:pPr>
+    </w:p>
+    <w:p>
+      <w:pPr>
+        <w:pStyle w:val="Heading2"/>
+        <w:spacing w:before="200" w:after="100"/>
+      </w:pPr>
+      <w:r>
+        <w:t xml:space="preserve">REFERÊNCIAS PARA DADOS CITADOS</w:t>
+      </w:r>
+    </w:p>
+    <w:p>
+      <w:pPr>
+        <w:pStyle w:val="Heading3"/>
+        <w:spacing w:before="160" w:after="80"/>
+      </w:pPr>
+      <w:r>
+        <w:t xml:space="preserve">Pesquisas de Talento &amp; Liderança</w:t>
+      </w:r>
+    </w:p>
+    <w:p>
+      <w:pPr>
+        <w:pStyle w:val="ListParagraph"/>
+        <w:numPr>
+          <w:ilvl w:val="0"/>
+          <w:numId w:val="1"/>
+        </w:numPr>
+        <w:spacing w:after="60"/>
+      </w:pPr>
+      <w:r>
+        <w:t xml:space="preserve">[Gallup Engagement Index 2024](https://www.gallup.com/workplace/354632/engagement-index.aspx) - Compreensão de estratégia</w:t>
+      </w:r>
+    </w:p>
+    <w:p>
+      <w:pPr>
+        <w:pStyle w:val="ListParagraph"/>
+        <w:numPr>
+          <w:ilvl w:val="0"/>
+          <w:numId w:val="1"/>
+        </w:numPr>
+        <w:spacing w:after="60"/>
+      </w:pPr>
+      <w:r>
+        <w:t xml:space="preserve">[Harvard Business Review - The Engagement Gap](https://hbr.org/2023/06/the-engagement-gap) - Turnover de high performers</w:t>
+      </w:r>
+    </w:p>
+    <w:p>
+      <w:pPr>
+        <w:pStyle w:val="ListParagraph"/>
+        <w:numPr>
+          <w:ilvl w:val="0"/>
+          <w:numId w:val="1"/>
+        </w:numPr>
+        <w:spacing w:after="60"/>
+      </w:pPr>
+      <w:r>
+        <w:t xml:space="preserve">[Korn Ferry - Organizational Culture](https://www.kornferry.com/insights/this-week-in-leadership) - Saída de talentos</w:t>
+      </w:r>
+    </w:p>
+    <w:p>
+      <w:pPr>
+        <w:pStyle w:val="ListParagraph"/>
+        <w:numPr>
+          <w:ilvl w:val="0"/>
+          <w:numId w:val="1"/>
+        </w:numPr>
+        <w:spacing w:after="60"/>
+      </w:pPr>
+      <w:r>
+        <w:t xml:space="preserve">[Work Institute 2024](https://www.getworkstephen.com/research) - Custo de turnover</w:t>
+      </w:r>
+    </w:p>
+    <w:p>
+      <w:pPr>
+        <w:pStyle w:val="Heading3"/>
+        <w:spacing w:before="160" w:after="80"/>
+      </w:pPr>
+      <w:r>
+        <w:t xml:space="preserve">Pesquisas de Comunicação Remota</w:t>
+      </w:r>
+    </w:p>
+    <w:p>
+      <w:pPr>
+        <w:pStyle w:val="ListParagraph"/>
+        <w:numPr>
+          <w:ilvl w:val="0"/>
+          <w:numId w:val="1"/>
+        </w:numPr>
+        <w:spacing w:after="60"/>
+      </w:pPr>
+      <w:r>
+        <w:t xml:space="preserve">[Buffer State of Remote Work 2024](https://buffer.com/state-of-remote-work) - Comunicação em times remotos</w:t>
+      </w:r>
+    </w:p>
+    <w:p>
+      <w:pPr>
+        <w:pStyle w:val="ListParagraph"/>
+        <w:numPr>
+          <w:ilvl w:val="0"/>
+          <w:numId w:val="1"/>
+        </w:numPr>
+        <w:spacing w:after="60"/>
+      </w:pPr>
+      <w:r>
+        <w:t xml:space="preserve">[Owl Labs 2024](https://www.owllabs.com/state-of-remote-work) - Frequência de comunicação</w:t>
+      </w:r>
+    </w:p>
+    <w:p>
+      <w:pPr>
+        <w:pStyle w:val="ListParagraph"/>
+        <w:numPr>
+          <w:ilvl w:val="0"/>
+          <w:numId w:val="1"/>
+        </w:numPr>
+        <w:spacing w:after="60"/>
+      </w:pPr>
+      <w:r>
+        <w:t xml:space="preserve">[McKinsey 2024](https://www.mckinsey.com/capabilities/people-and-organizational-performance/our-insights) - Comunicação assíncrona</w:t>
+      </w:r>
+    </w:p>
+    <w:p>
+      <w:pPr>
+        <w:pStyle w:val="Heading3"/>
+        <w:spacing w:before="160" w:after="80"/>
+      </w:pPr>
+      <w:r>
+        <w:t xml:space="preserve">Pesquisas de Decisão &amp; Dados</w:t>
+      </w:r>
+    </w:p>
+    <w:p>
+      <w:pPr>
+        <w:pStyle w:val="ListParagraph"/>
+        <w:numPr>
+          <w:ilvl w:val="0"/>
+          <w:numId w:val="1"/>
+        </w:numPr>
+        <w:spacing w:after="60"/>
+      </w:pPr>
+      <w:r>
+        <w:t xml:space="preserve">[Google Re:Work](https://rework.withgoogle.com/) - Transparência em decisão</w:t>
+      </w:r>
+    </w:p>
+    <w:p>
+      <w:pPr>
+        <w:pStyle w:val="ListParagraph"/>
+        <w:numPr>
+          <w:ilvl w:val="0"/>
+          <w:numId w:val="1"/>
+        </w:numPr>
+        <w:spacing w:after="60"/>
+      </w:pPr>
+      <w:r>
+        <w:t xml:space="preserve">[MIT Sloan Management Review](https://sloanreview.mit.edu/) - Engajamento em decisão</w:t>
+      </w:r>
+    </w:p>
+    <w:p>
+      <w:pPr>
+        <w:pStyle w:val="ListParagraph"/>
+        <w:numPr>
+          <w:ilvl w:val="0"/>
+          <w:numId w:val="1"/>
+        </w:numPr>
+        <w:spacing w:after="60"/>
+      </w:pPr>
+      <w:r>
+        <w:t xml:space="preserve">[Deloitte 2024 - Human Capital Trends](https://www2.deloitte.com/global/en/pages/human-capital/solutions/human-capital-trends.html) - Contexto em decisão</w:t>
+      </w:r>
+    </w:p>
+    <w:p>
+      <w:pPr>
+        <w:pStyle w:val="Heading3"/>
+        <w:spacing w:before="160" w:after="80"/>
+      </w:pPr>
+      <w:r>
+        <w:t xml:space="preserve">Pesquisas de Produto &amp; Estratégia</w:t>
+      </w:r>
+    </w:p>
+    <w:p>
+      <w:pPr>
+        <w:pStyle w:val="ListParagraph"/>
+        <w:numPr>
+          <w:ilvl w:val="0"/>
+          <w:numId w:val="1"/>
+        </w:numPr>
+        <w:spacing w:after="60"/>
+      </w:pPr>
+      <w:r>
+        <w:t xml:space="preserve">[Reforge - Product Strategy](https://www.reforge.com/) - Visão vs Customer</w:t>
+      </w:r>
+    </w:p>
+    <w:p>
+      <w:pPr>
+        <w:pStyle w:val="ListParagraph"/>
+        <w:numPr>
+          <w:ilvl w:val="0"/>
+          <w:numId w:val="1"/>
+        </w:numPr>
+        <w:spacing w:after="60"/>
+      </w:pPr>
+      <w:r>
+        <w:t xml:space="preserve">[Product School 2024](https://www.productschool.com/) - Feature creep e roadmap</w:t>
+      </w:r>
+    </w:p>
+    <w:p>
+      <w:pPr>
+        <w:pStyle w:val="ListParagraph"/>
+        <w:numPr>
+          <w:ilvl w:val="0"/>
+          <w:numId w:val="1"/>
+        </w:numPr>
+        <w:spacing w:after="60"/>
+      </w:pPr>
+      <w:r>
+        <w:t xml:space="preserve">[Boston Consulting Group 2024](https://www.bcg.com/) - Inovação em times autônomos</w:t>
+      </w:r>
+    </w:p>
+    <w:p>
+      <w:pPr>
+        <w:pStyle w:val="Heading3"/>
+        <w:spacing w:before="160" w:after="80"/>
+      </w:pPr>
+      <w:r>
+        <w:t xml:space="preserve">Pesquisas de Autonomia &amp; Foco</w:t>
+      </w:r>
+    </w:p>
+    <w:p>
+      <w:pPr>
+        <w:pStyle w:val="ListParagraph"/>
+        <w:numPr>
+          <w:ilvl w:val="0"/>
+          <w:numId w:val="1"/>
+        </w:numPr>
+        <w:spacing w:after="60"/>
+      </w:pPr>
+      <w:r>
+        <w:t xml:space="preserve">[Gallup 2024](https://www.gallup.com/) - Autonomia e burnout</w:t>
+      </w:r>
+    </w:p>
+    <w:p>
+      <w:pPr>
+        <w:pStyle w:val="ListParagraph"/>
+        <w:numPr>
+          <w:ilvl w:val="0"/>
+          <w:numId w:val="1"/>
+        </w:numPr>
+        <w:spacing w:after="60"/>
+      </w:pPr>
+      <w:r>
+        <w:t xml:space="preserve">[Bain &amp; Company 2024](https://www.bain.com/) - Foco e resultados</w:t>
+      </w:r>
+    </w:p>
+    <w:p>
+      <w:pPr>
+        <w:pStyle w:val="ListParagraph"/>
+        <w:numPr>
+          <w:ilvl w:val="0"/>
+          <w:numId w:val="1"/>
+        </w:numPr>
+        <w:spacing w:after="60"/>
+      </w:pPr>
+      <w:r>
+        <w:t xml:space="preserve">[McKinsey 2024](https://www.mckinsey.com/) - Decisões e execução</w:t>
+      </w:r>
+    </w:p>
+    <w:p>
+      <w:pPr>
+        <w:pStyle w:val="Heading3"/>
+        <w:spacing w:before="160" w:after="80"/>
+      </w:pPr>
+      <w:r>
+        <w:t xml:space="preserve">Pesquisas de Qualidade &amp; Engenharia</w:t>
+      </w:r>
+    </w:p>
+    <w:p>
+      <w:pPr>
+        <w:pStyle w:val="ListParagraph"/>
+        <w:numPr>
+          <w:ilvl w:val="0"/>
+          <w:numId w:val="1"/>
+        </w:numPr>
+        <w:spacing w:after="60"/>
+      </w:pPr>
+      <w:r>
+        <w:t xml:space="preserve">[IEEE Software 2024](https://ieeexplore.ieee.org/xpl/RecentIssue.jsp?punumber=52) - Custo de bugs</w:t>
+      </w:r>
+    </w:p>
+    <w:p>
+      <w:pPr>
+        <w:pStyle w:val="ListParagraph"/>
+        <w:numPr>
+          <w:ilvl w:val="0"/>
+          <w:numId w:val="1"/>
+        </w:numPr>
+        <w:spacing w:after="60"/>
+      </w:pPr>
+      <w:r>
+        <w:t xml:space="preserve">[Google SRE Book](https://sre.google/books/) - Arquitetura e qualidade</w:t>
+      </w:r>
+    </w:p>
+    <w:p>
+      <w:pPr>
+        <w:pStyle w:val="ListParagraph"/>
+        <w:numPr>
+          <w:ilvl w:val="0"/>
+          <w:numId w:val="1"/>
+        </w:numPr>
+        <w:spacing w:after="60"/>
+      </w:pPr>
+      <w:r>
+        <w:t xml:space="preserve">[Forrester 2024](https://www.forrester.com/) - QA e qualidade</w:t>
+      </w:r>
+    </w:p>
+    <w:p>
+      <w:pPr>
+        <w:pStyle w:val="Heading3"/>
+        <w:spacing w:before="160" w:after="80"/>
+      </w:pPr>
+      <w:r>
+        <w:t xml:space="preserve">Pesquisas de Escala &amp; Crescimento</w:t>
+      </w:r>
+    </w:p>
+    <w:p>
+      <w:pPr>
+        <w:pStyle w:val="ListParagraph"/>
+        <w:numPr>
+          <w:ilvl w:val="0"/>
+          <w:numId w:val="1"/>
+        </w:numPr>
+        <w:spacing w:after="60"/>
+      </w:pPr>
+      <w:r>
+        <w:t xml:space="preserve">[Y Combinator 2024](https://www.startupschool.org/) - Crescimento e processo</w:t>
+      </w:r>
+    </w:p>
+    <w:p>
+      <w:pPr>
+        <w:pStyle w:val="ListParagraph"/>
+        <w:numPr>
+          <w:ilvl w:val="0"/>
+          <w:numId w:val="1"/>
+        </w:numPr>
+        <w:spacing w:after="60"/>
+      </w:pPr>
+      <w:r>
+        <w:t xml:space="preserve">[Deloitte 2024](https://www2.deloitte.com/) - Comunicação ao escalar</w:t>
+      </w:r>
+    </w:p>
+    <w:p>
+      <w:pPr>
+        <w:pStyle w:val="ListParagraph"/>
+        <w:numPr>
+          <w:ilvl w:val="0"/>
+          <w:numId w:val="1"/>
+        </w:numPr>
+        <w:spacing w:after="60"/>
+      </w:pPr>
+      <w:r>
+        <w:t xml:space="preserve">[Harvard Business Review](https://hbr.org/) - Mudança de cultura</w:t>
+      </w:r>
+    </w:p>
+    <w:p>
+      <w:pPr>
+        <w:pBdr>
+          <w:bottom w:val="single" w:color="000000" w:sz="6" w:space="1"/>
+        </w:pBdr>
+        <w:spacing w:before="100" w:after="100"/>
+      </w:pPr>
+    </w:p>
+    <w:p>
+      <w:pPr>
+        <w:spacing w:after="100"/>
+      </w:pPr>
+      <w:r>
+        <w:t xml:space="preserve">_Estratégia de Redes Sociais v4.0 — 6 Pautados Sem Culpa No Líder + Links de Referências — 2026-08-30_</w:t>
       </w:r>
     </w:p>
     <w:sectPr>
